--- a/Fiche_De_Schauwers_Guillaume_2026-2027.docx
+++ b/Fiche_De_Schauwers_Guillaume_2026-2027.docx
@@ -412,7 +412,7 @@
                 <w:sz w:val="16"/>
                 <w:szCs w:val="16"/>
               </w:rPr>
-              <w:t xml:space="preserve">   2018 · 8.6</w:t>
+              <w:t xml:space="preserve">   2018 · 8.7</w:t>
             </w:r>
           </w:p>
         </w:tc>

--- a/Fiche_De_Schauwers_Guillaume_2026-2027.docx
+++ b/Fiche_De_Schauwers_Guillaume_2026-2027.docx
@@ -517,7 +517,7 @@
                 <w:sz w:val="16"/>
                 <w:szCs w:val="16"/>
               </w:rPr>
-              <w:t xml:space="preserve">   2017 · 9.5</w:t>
+              <w:t xml:space="preserve">   2017 · 9.6</w:t>
             </w:r>
           </w:p>
         </w:tc>
@@ -677,7 +677,7 @@
                 <w:sz w:val="16"/>
                 <w:szCs w:val="16"/>
               </w:rPr>
-              <w:t xml:space="preserve">   2016 · 10.4</w:t>
+              <w:t xml:space="preserve">   2016 · 10.5</w:t>
             </w:r>
           </w:p>
         </w:tc>
@@ -967,7 +967,7 @@
                 <w:sz w:val="16"/>
                 <w:szCs w:val="16"/>
               </w:rPr>
-              <w:t xml:space="preserve">   2011 · 14.7</w:t>
+              <w:t xml:space="preserve">   2011 · 14.8</w:t>
             </w:r>
           </w:p>
         </w:tc>
@@ -1017,7 +1017,7 @@
                 <w:sz w:val="16"/>
                 <w:szCs w:val="16"/>
               </w:rPr>
-              <w:t xml:space="preserve">   2011 · 15.4</w:t>
+              <w:t xml:space="preserve">   2011 · 15.5</w:t>
             </w:r>
           </w:p>
         </w:tc>
@@ -1122,7 +1122,7 @@
                 <w:sz w:val="16"/>
                 <w:szCs w:val="16"/>
               </w:rPr>
-              <w:t xml:space="preserve">   2012 · 14.5</w:t>
+              <w:t xml:space="preserve">   2012 · 14.6</w:t>
             </w:r>
           </w:p>
         </w:tc>
@@ -1282,7 +1282,7 @@
                 <w:sz w:val="16"/>
                 <w:szCs w:val="16"/>
               </w:rPr>
-              <w:t xml:space="preserve">   2010 · 16.3</w:t>
+              <w:t xml:space="preserve">   2010 · 16.4</w:t>
             </w:r>
           </w:p>
         </w:tc>
